--- a/Calendario2025/Laboratorios/Laboratorio3/ConfigureNAT_estatico_dinamico_sol.docx
+++ b/Calendario2025/Laboratorios/Laboratorio3/ConfigureNAT_estatico_dinamico_sol.docx
@@ -1,6 +1,6 @@
 
 <file path=word/document.xml><?xml version="1.0" encoding="utf-8"?>
-<w:document xmlns:wpc="http://schemas.microsoft.com/office/word/2010/wordprocessingCanvas" xmlns:cx="http://schemas.microsoft.com/office/drawing/2014/chartex" xmlns:cx1="http://schemas.microsoft.com/office/drawing/2015/9/8/chartex" xmlns:cx2="http://schemas.microsoft.com/office/drawing/2015/10/21/chartex" xmlns:cx3="http://schemas.microsoft.com/office/drawing/2016/5/9/chartex" xmlns:cx4="http://schemas.microsoft.com/office/drawing/2016/5/10/chartex" xmlns:cx5="http://schemas.microsoft.com/office/drawing/2016/5/11/chartex" xmlns:cx6="http://schemas.microsoft.com/office/drawing/2016/5/12/chartex" xmlns:cx7="http://schemas.microsoft.com/office/drawing/2016/5/13/chartex" xmlns:cx8="http://schemas.microsoft.com/office/drawing/2016/5/14/chartex" xmlns:mc="http://schemas.openxmlformats.org/markup-compatibility/2006" xmlns:aink="http://schemas.microsoft.com/office/drawing/2016/ink" xmlns:am3d="http://schemas.microsoft.com/office/drawing/2017/model3d" xmlns:o="urn:schemas-microsoft-com:office:office" xmlns:oel="http://schemas.microsoft.com/office/2019/extlst" xmlns:r="http://schemas.openxmlformats.org/officeDocument/2006/relationships" xmlns:m="http://schemas.openxmlformats.org/officeDocument/2006/math" xmlns:v="urn:schemas-microsoft-com:vml" xmlns:wp14="http://schemas.microsoft.com/office/word/2010/wordprocessingDrawing" xmlns:wp="http://schemas.openxmlformats.org/drawingml/2006/wordprocessingDrawing" xmlns:w10="urn:schemas-microsoft-com:office:word" xmlns:w="http://schemas.openxmlformats.org/wordprocessingml/2006/main" xmlns:w14="http://schemas.microsoft.com/office/word/2010/wordml" xmlns:w15="http://schemas.microsoft.com/office/word/2012/wordml" xmlns:w16cex="http://schemas.microsoft.com/office/word/2018/wordml/cex" xmlns:w16cid="http://schemas.microsoft.com/office/word/2016/wordml/cid" xmlns:w16="http://schemas.microsoft.com/office/word/2018/wordml" xmlns:w16sdtdh="http://schemas.microsoft.com/office/word/2020/wordml/sdtdatahash" xmlns:w16se="http://schemas.microsoft.com/office/word/2015/wordml/symex" xmlns:wpg="http://schemas.microsoft.com/office/word/2010/wordprocessingGroup" xmlns:wpi="http://schemas.microsoft.com/office/word/2010/wordprocessingInk" xmlns:wne="http://schemas.microsoft.com/office/word/2006/wordml" xmlns:wps="http://schemas.microsoft.com/office/word/2010/wordprocessingShape" mc:Ignorable="w14 w15 w16se w16cid w16 w16cex w16sdtdh wp14">
+<w:document xmlns:wpc="http://schemas.microsoft.com/office/word/2010/wordprocessingCanvas" xmlns:cx="http://schemas.microsoft.com/office/drawing/2014/chartex" xmlns:cx1="http://schemas.microsoft.com/office/drawing/2015/9/8/chartex" xmlns:cx2="http://schemas.microsoft.com/office/drawing/2015/10/21/chartex" xmlns:cx3="http://schemas.microsoft.com/office/drawing/2016/5/9/chartex" xmlns:cx4="http://schemas.microsoft.com/office/drawing/2016/5/10/chartex" xmlns:cx5="http://schemas.microsoft.com/office/drawing/2016/5/11/chartex" xmlns:cx6="http://schemas.microsoft.com/office/drawing/2016/5/12/chartex" xmlns:cx7="http://schemas.microsoft.com/office/drawing/2016/5/13/chartex" xmlns:cx8="http://schemas.microsoft.com/office/drawing/2016/5/14/chartex" xmlns:mc="http://schemas.openxmlformats.org/markup-compatibility/2006" xmlns:aink="http://schemas.microsoft.com/office/drawing/2016/ink" xmlns:am3d="http://schemas.microsoft.com/office/drawing/2017/model3d" xmlns:o="urn:schemas-microsoft-com:office:office" xmlns:oel="http://schemas.microsoft.com/office/2019/extlst" xmlns:r="http://schemas.openxmlformats.org/officeDocument/2006/relationships" xmlns:m="http://schemas.openxmlformats.org/officeDocument/2006/math" xmlns:v="urn:schemas-microsoft-com:vml" xmlns:wp14="http://schemas.microsoft.com/office/word/2010/wordprocessingDrawing" xmlns:wp="http://schemas.openxmlformats.org/drawingml/2006/wordprocessingDrawing" xmlns:w10="urn:schemas-microsoft-com:office:word" xmlns:w="http://schemas.openxmlformats.org/wordprocessingml/2006/main" xmlns:w14="http://schemas.microsoft.com/office/word/2010/wordml" xmlns:w15="http://schemas.microsoft.com/office/word/2012/wordml" xmlns:w16cex="http://schemas.microsoft.com/office/word/2018/wordml/cex" xmlns:w16cid="http://schemas.microsoft.com/office/word/2016/wordml/cid" xmlns:w16="http://schemas.microsoft.com/office/word/2018/wordml" xmlns:w16du="http://schemas.microsoft.com/office/word/2023/wordml/word16du" xmlns:w16sdtdh="http://schemas.microsoft.com/office/word/2020/wordml/sdtdatahash" xmlns:w16sdtfl="http://schemas.microsoft.com/office/word/2024/wordml/sdtformatlock" xmlns:w16se="http://schemas.microsoft.com/office/word/2015/wordml/symex" xmlns:wpg="http://schemas.microsoft.com/office/word/2010/wordprocessingGroup" xmlns:wpi="http://schemas.microsoft.com/office/word/2010/wordprocessingInk" xmlns:wne="http://schemas.microsoft.com/office/word/2006/wordml" xmlns:wps="http://schemas.microsoft.com/office/word/2010/wordprocessingShape" mc:Ignorable="w14 w15 w16se w16cid w16 w16cex w16sdtdh w16sdtfl w16du wp14">
   <w:body>
     <w:p>
       <w:pPr>
@@ -29,10 +29,10 @@
       </w:pPr>
       <w:r>
         <w:drawing>
-          <wp:inline distT="0" distB="0" distL="0" distR="0" wp14:anchorId="36A6BAC6" wp14:editId="7E5BCFF9">
-            <wp:extent cx="6400800" cy="3230245"/>
-            <wp:effectExtent l="0" t="0" r="0" b="8255"/>
-            <wp:docPr id="127567718" name="Picture 1" descr="A computer screen shot of a diagram&#10;&#10;Description automatically generated"/>
+          <wp:inline distT="0" distB="0" distL="0" distR="0" wp14:anchorId="00AC5F31" wp14:editId="110C5176">
+            <wp:extent cx="6400800" cy="2913380"/>
+            <wp:effectExtent l="0" t="0" r="0" b="1270"/>
+            <wp:docPr id="1473841543" name="Picture 1" descr="A diagram of a computer&#10;&#10;AI-generated content may be incorrect."/>
             <wp:cNvGraphicFramePr>
               <a:graphicFrameLocks xmlns:a="http://schemas.openxmlformats.org/drawingml/2006/main" noChangeAspect="1"/>
             </wp:cNvGraphicFramePr>
@@ -40,7 +40,7 @@
               <a:graphicData uri="http://schemas.openxmlformats.org/drawingml/2006/picture">
                 <pic:pic xmlns:pic="http://schemas.openxmlformats.org/drawingml/2006/picture">
                   <pic:nvPicPr>
-                    <pic:cNvPr id="127567718" name="Picture 1" descr="A computer screen shot of a diagram&#10;&#10;Description automatically generated"/>
+                    <pic:cNvPr id="1473841543" name="Picture 1" descr="A diagram of a computer&#10;&#10;AI-generated content may be incorrect."/>
                     <pic:cNvPicPr/>
                   </pic:nvPicPr>
                   <pic:blipFill>
@@ -52,7 +52,7 @@
                   <pic:spPr>
                     <a:xfrm>
                       <a:off x="0" y="0"/>
-                      <a:ext cx="6400800" cy="3230245"/>
+                      <a:ext cx="6400800" cy="2913380"/>
                     </a:xfrm>
                     <a:prstGeom prst="rect">
                       <a:avLst/>
@@ -63,457 +63,6 @@
             </a:graphic>
           </wp:inline>
         </w:drawing>
-      </w:r>
-      <w:r>
-        <w:rPr>
-          <w:noProof/>
-        </w:rPr>
-        <mc:AlternateContent>
-          <mc:Choice Requires="wps">
-            <w:drawing>
-              <wp:anchor distT="45720" distB="45720" distL="114300" distR="114300" simplePos="0" relativeHeight="251663360" behindDoc="0" locked="0" layoutInCell="1" allowOverlap="1" wp14:anchorId="467EE8FB" wp14:editId="3DBDC07D">
-                <wp:simplePos x="0" y="0"/>
-                <wp:positionH relativeFrom="column">
-                  <wp:posOffset>4570730</wp:posOffset>
-                </wp:positionH>
-                <wp:positionV relativeFrom="paragraph">
-                  <wp:posOffset>1359444</wp:posOffset>
-                </wp:positionV>
-                <wp:extent cx="566057" cy="533400"/>
-                <wp:effectExtent l="0" t="0" r="5715" b="0"/>
-                <wp:wrapNone/>
-                <wp:docPr id="1778994284" name="Text Box 2"/>
-                <wp:cNvGraphicFramePr>
-                  <a:graphicFrameLocks xmlns:a="http://schemas.openxmlformats.org/drawingml/2006/main"/>
-                </wp:cNvGraphicFramePr>
-                <a:graphic xmlns:a="http://schemas.openxmlformats.org/drawingml/2006/main">
-                  <a:graphicData uri="http://schemas.microsoft.com/office/word/2010/wordprocessingShape">
-                    <wps:wsp>
-                      <wps:cNvSpPr txBox="1">
-                        <a:spLocks noChangeArrowheads="1"/>
-                      </wps:cNvSpPr>
-                      <wps:spPr bwMode="auto">
-                        <a:xfrm>
-                          <a:off x="0" y="0"/>
-                          <a:ext cx="566057" cy="533400"/>
-                        </a:xfrm>
-                        <a:prstGeom prst="rect">
-                          <a:avLst/>
-                        </a:prstGeom>
-                        <a:solidFill>
-                          <a:srgbClr val="FFFFFF"/>
-                        </a:solidFill>
-                        <a:ln w="9525">
-                          <a:noFill/>
-                          <a:miter lim="800000"/>
-                          <a:headEnd/>
-                          <a:tailEnd/>
-                        </a:ln>
-                      </wps:spPr>
-                      <wps:txbx>
-                        <w:txbxContent>
-                          <w:p>
-                            <w:pPr>
-                              <w:jc w:val="right"/>
-                              <w:rPr>
-                                <w:rFonts w:cs="Arial"/>
-                                <w:b/>
-                                <w:bCs/>
-                                <w:sz w:val="20"/>
-                                <w:szCs w:val="20"/>
-                              </w:rPr>
-                            </w:pPr>
-                            <w:r>
-                              <w:rPr>
-                                <w:rFonts w:cs="Arial"/>
-                                <w:b/>
-                                <w:bCs/>
-                                <w:sz w:val="20"/>
-                                <w:szCs w:val="20"/>
-                              </w:rPr>
-                              <w:t>S0/1/0</w:t>
-                            </w:r>
-                          </w:p>
-                          <w:p>
-                            <w:pPr>
-                              <w:jc w:val="right"/>
-                              <w:rPr>
-                                <w:rFonts w:cs="Arial"/>
-                                <w:b/>
-                                <w:bCs/>
-                                <w:color w:val="FF0000"/>
-                                <w:sz w:val="20"/>
-                                <w:szCs w:val="20"/>
-                              </w:rPr>
-                            </w:pPr>
-                            <w:r>
-                              <w:rPr>
-                                <w:rFonts w:cs="Arial"/>
-                                <w:b/>
-                                <w:bCs/>
-                                <w:color w:val="FF0000"/>
-                                <w:sz w:val="20"/>
-                                <w:szCs w:val="20"/>
-                              </w:rPr>
-                              <w:t>DCE</w:t>
-                            </w:r>
-                          </w:p>
-                          <w:p>
-                            <w:pPr>
-                              <w:rPr>
-                                <w:rFonts w:cs="Arial"/>
-                                <w:b/>
-                                <w:bCs/>
-                                <w:sz w:val="20"/>
-                                <w:szCs w:val="20"/>
-                                <w:lang w:val="en-US"/>
-                              </w:rPr>
-                            </w:pPr>
-                          </w:p>
-                        </w:txbxContent>
-                      </wps:txbx>
-                      <wps:bodyPr rot="0" vert="horz" wrap="square" lIns="0" tIns="45720" rIns="91440" bIns="0" anchor="t" anchorCtr="0">
-                        <a:noAutofit/>
-                      </wps:bodyPr>
-                    </wps:wsp>
-                  </a:graphicData>
-                </a:graphic>
-                <wp14:sizeRelH relativeFrom="margin">
-                  <wp14:pctWidth>0</wp14:pctWidth>
-                </wp14:sizeRelH>
-                <wp14:sizeRelV relativeFrom="margin">
-                  <wp14:pctHeight>0</wp14:pctHeight>
-                </wp14:sizeRelV>
-              </wp:anchor>
-            </w:drawing>
-          </mc:Choice>
-          <mc:Fallback>
-            <w:pict>
-              <v:shapetype w14:anchorId="467EE8FB" id="_x0000_t202" coordsize="21600,21600" o:spt="202" path="m,l,21600r21600,l21600,xe">
-                <v:stroke joinstyle="miter"/>
-                <v:path gradientshapeok="t" o:connecttype="rect"/>
-              </v:shapetype>
-              <v:shape id="Text Box 2" o:spid="_x0000_s1026" type="#_x0000_t202" style="position:absolute;left:0;text-align:left;margin-left:359.9pt;margin-top:107.05pt;width:44.55pt;height:42pt;z-index:251663360;visibility:visible;mso-wrap-style:square;mso-width-percent:0;mso-height-percent:0;mso-wrap-distance-left:9pt;mso-wrap-distance-top:3.6pt;mso-wrap-distance-right:9pt;mso-wrap-distance-bottom:3.6pt;mso-position-horizontal:absolute;mso-position-horizontal-relative:text;mso-position-vertical:absolute;mso-position-vertical-relative:text;mso-width-percent:0;mso-height-percent:0;mso-width-relative:margin;mso-height-relative:margin;v-text-anchor:top" o:gfxdata="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" stroked="f">
-                <v:textbox inset="0,,,0">
-                  <w:txbxContent>
-                    <w:p>
-                      <w:pPr>
-                        <w:jc w:val="right"/>
-                        <w:rPr>
-                          <w:rFonts w:cs="Arial"/>
-                          <w:b/>
-                          <w:bCs/>
-                          <w:sz w:val="20"/>
-                          <w:szCs w:val="20"/>
-                        </w:rPr>
-                      </w:pPr>
-                      <w:r>
-                        <w:rPr>
-                          <w:rFonts w:cs="Arial"/>
-                          <w:b/>
-                          <w:bCs/>
-                          <w:sz w:val="20"/>
-                          <w:szCs w:val="20"/>
-                        </w:rPr>
-                        <w:t>S0/1/</w:t>
-                      </w:r>
-                      <w:r>
-                        <w:rPr>
-                          <w:rFonts w:cs="Arial"/>
-                          <w:b/>
-                          <w:bCs/>
-                          <w:sz w:val="20"/>
-                          <w:szCs w:val="20"/>
-                        </w:rPr>
-                        <w:t>0</w:t>
-                      </w:r>
-                    </w:p>
-                    <w:p>
-                      <w:pPr>
-                        <w:jc w:val="right"/>
-                        <w:rPr>
-                          <w:rFonts w:cs="Arial"/>
-                          <w:b/>
-                          <w:bCs/>
-                          <w:color w:val="FF0000"/>
-                          <w:sz w:val="20"/>
-                          <w:szCs w:val="20"/>
-                        </w:rPr>
-                      </w:pPr>
-                      <w:r>
-                        <w:rPr>
-                          <w:rFonts w:cs="Arial"/>
-                          <w:b/>
-                          <w:bCs/>
-                          <w:color w:val="FF0000"/>
-                          <w:sz w:val="20"/>
-                          <w:szCs w:val="20"/>
-                        </w:rPr>
-                        <w:t>DCE</w:t>
-                      </w:r>
-                    </w:p>
-                    <w:p>
-                      <w:pPr>
-                        <w:rPr>
-                          <w:rFonts w:cs="Arial"/>
-                          <w:b/>
-                          <w:bCs/>
-                          <w:sz w:val="20"/>
-                          <w:szCs w:val="20"/>
-                          <w:lang w:val="en-US"/>
-                        </w:rPr>
-                      </w:pPr>
-                    </w:p>
-                  </w:txbxContent>
-                </v:textbox>
-              </v:shape>
-            </w:pict>
-          </mc:Fallback>
-        </mc:AlternateContent>
-      </w:r>
-      <w:r>
-        <w:rPr>
-          <w:noProof/>
-        </w:rPr>
-        <mc:AlternateContent>
-          <mc:Choice Requires="wps">
-            <w:drawing>
-              <wp:anchor distT="45720" distB="45720" distL="114300" distR="114300" simplePos="0" relativeHeight="251661312" behindDoc="0" locked="0" layoutInCell="1" allowOverlap="1" wp14:anchorId="26B887A8" wp14:editId="3E7CB2C7">
-                <wp:simplePos x="0" y="0"/>
-                <wp:positionH relativeFrom="column">
-                  <wp:posOffset>3700689</wp:posOffset>
-                </wp:positionH>
-                <wp:positionV relativeFrom="paragraph">
-                  <wp:posOffset>1144270</wp:posOffset>
-                </wp:positionV>
-                <wp:extent cx="468085" cy="293914"/>
-                <wp:effectExtent l="0" t="0" r="8255" b="0"/>
-                <wp:wrapNone/>
-                <wp:docPr id="613592746" name="Text Box 2"/>
-                <wp:cNvGraphicFramePr>
-                  <a:graphicFrameLocks xmlns:a="http://schemas.openxmlformats.org/drawingml/2006/main"/>
-                </wp:cNvGraphicFramePr>
-                <a:graphic xmlns:a="http://schemas.openxmlformats.org/drawingml/2006/main">
-                  <a:graphicData uri="http://schemas.microsoft.com/office/word/2010/wordprocessingShape">
-                    <wps:wsp>
-                      <wps:cNvSpPr txBox="1">
-                        <a:spLocks noChangeArrowheads="1"/>
-                      </wps:cNvSpPr>
-                      <wps:spPr bwMode="auto">
-                        <a:xfrm>
-                          <a:off x="0" y="0"/>
-                          <a:ext cx="468085" cy="293914"/>
-                        </a:xfrm>
-                        <a:prstGeom prst="rect">
-                          <a:avLst/>
-                        </a:prstGeom>
-                        <a:solidFill>
-                          <a:srgbClr val="FFFFFF"/>
-                        </a:solidFill>
-                        <a:ln w="9525">
-                          <a:noFill/>
-                          <a:miter lim="800000"/>
-                          <a:headEnd/>
-                          <a:tailEnd/>
-                        </a:ln>
-                      </wps:spPr>
-                      <wps:txbx>
-                        <w:txbxContent>
-                          <w:p>
-                            <w:pPr>
-                              <w:rPr>
-                                <w:rFonts w:cs="Arial"/>
-                                <w:b/>
-                                <w:bCs/>
-                                <w:sz w:val="20"/>
-                                <w:szCs w:val="20"/>
-                                <w:lang w:val="en-US"/>
-                              </w:rPr>
-                            </w:pPr>
-                            <w:r>
-                              <w:rPr>
-                                <w:rFonts w:cs="Arial"/>
-                                <w:b/>
-                                <w:bCs/>
-                                <w:sz w:val="20"/>
-                                <w:szCs w:val="20"/>
-                              </w:rPr>
-                              <w:t>S0/1/1</w:t>
-                            </w:r>
-                          </w:p>
-                        </w:txbxContent>
-                      </wps:txbx>
-                      <wps:bodyPr rot="0" vert="horz" wrap="square" lIns="0" tIns="45720" rIns="91440" bIns="0" anchor="t" anchorCtr="0">
-                        <a:noAutofit/>
-                      </wps:bodyPr>
-                    </wps:wsp>
-                  </a:graphicData>
-                </a:graphic>
-                <wp14:sizeRelH relativeFrom="margin">
-                  <wp14:pctWidth>0</wp14:pctWidth>
-                </wp14:sizeRelH>
-                <wp14:sizeRelV relativeFrom="margin">
-                  <wp14:pctHeight>0</wp14:pctHeight>
-                </wp14:sizeRelV>
-              </wp:anchor>
-            </w:drawing>
-          </mc:Choice>
-          <mc:Fallback>
-            <w:pict>
-              <v:shape w14:anchorId="26B887A8" id="_x0000_s1027" type="#_x0000_t202" style="position:absolute;left:0;text-align:left;margin-left:291.4pt;margin-top:90.1pt;width:36.85pt;height:23.15pt;z-index:251661312;visibility:visible;mso-wrap-style:square;mso-width-percent:0;mso-height-percent:0;mso-wrap-distance-left:9pt;mso-wrap-distance-top:3.6pt;mso-wrap-distance-right:9pt;mso-wrap-distance-bottom:3.6pt;mso-position-horizontal:absolute;mso-position-horizontal-relative:text;mso-position-vertical:absolute;mso-position-vertical-relative:text;mso-width-percent:0;mso-height-percent:0;mso-width-relative:margin;mso-height-relative:margin;v-text-anchor:top" o:gfxdata="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" stroked="f">
-                <v:textbox inset="0,,,0">
-                  <w:txbxContent>
-                    <w:p>
-                      <w:pPr>
-                        <w:rPr>
-                          <w:rFonts w:cs="Arial"/>
-                          <w:b/>
-                          <w:bCs/>
-                          <w:sz w:val="20"/>
-                          <w:szCs w:val="20"/>
-                          <w:lang w:val="en-US"/>
-                        </w:rPr>
-                      </w:pPr>
-                      <w:r>
-                        <w:rPr>
-                          <w:rFonts w:cs="Arial"/>
-                          <w:b/>
-                          <w:bCs/>
-                          <w:sz w:val="20"/>
-                          <w:szCs w:val="20"/>
-                        </w:rPr>
-                        <w:t>S0/1/1</w:t>
-                      </w:r>
-                    </w:p>
-                  </w:txbxContent>
-                </v:textbox>
-              </v:shape>
-            </w:pict>
-          </mc:Fallback>
-        </mc:AlternateContent>
-      </w:r>
-      <w:r>
-        <w:rPr>
-          <w:noProof/>
-        </w:rPr>
-        <mc:AlternateContent>
-          <mc:Choice Requires="wps">
-            <w:drawing>
-              <wp:anchor distT="45720" distB="45720" distL="114300" distR="114300" simplePos="0" relativeHeight="251659264" behindDoc="0" locked="0" layoutInCell="1" allowOverlap="1" wp14:anchorId="78C005EA" wp14:editId="6C7FA9B6">
-                <wp:simplePos x="0" y="0"/>
-                <wp:positionH relativeFrom="column">
-                  <wp:posOffset>2438037</wp:posOffset>
-                </wp:positionH>
-                <wp:positionV relativeFrom="paragraph">
-                  <wp:posOffset>1122861</wp:posOffset>
-                </wp:positionV>
-                <wp:extent cx="391523" cy="261257"/>
-                <wp:effectExtent l="0" t="0" r="8890" b="5715"/>
-                <wp:wrapNone/>
-                <wp:docPr id="217" name="Text Box 2"/>
-                <wp:cNvGraphicFramePr>
-                  <a:graphicFrameLocks xmlns:a="http://schemas.openxmlformats.org/drawingml/2006/main"/>
-                </wp:cNvGraphicFramePr>
-                <a:graphic xmlns:a="http://schemas.openxmlformats.org/drawingml/2006/main">
-                  <a:graphicData uri="http://schemas.microsoft.com/office/word/2010/wordprocessingShape">
-                    <wps:wsp>
-                      <wps:cNvSpPr txBox="1">
-                        <a:spLocks noChangeArrowheads="1"/>
-                      </wps:cNvSpPr>
-                      <wps:spPr bwMode="auto">
-                        <a:xfrm>
-                          <a:off x="0" y="0"/>
-                          <a:ext cx="391523" cy="261257"/>
-                        </a:xfrm>
-                        <a:prstGeom prst="rect">
-                          <a:avLst/>
-                        </a:prstGeom>
-                        <a:solidFill>
-                          <a:srgbClr val="FFFFFF"/>
-                        </a:solidFill>
-                        <a:ln w="9525">
-                          <a:noFill/>
-                          <a:miter lim="800000"/>
-                          <a:headEnd/>
-                          <a:tailEnd/>
-                        </a:ln>
-                      </wps:spPr>
-                      <wps:txbx>
-                        <w:txbxContent>
-                          <w:p>
-                            <w:pPr>
-                              <w:jc w:val="right"/>
-                              <w:rPr>
-                                <w:rFonts w:cs="Arial"/>
-                                <w:b/>
-                                <w:bCs/>
-                                <w:sz w:val="20"/>
-                                <w:szCs w:val="20"/>
-                                <w:lang w:val="en-US"/>
-                              </w:rPr>
-                            </w:pPr>
-                            <w:r>
-                              <w:rPr>
-                                <w:rFonts w:cs="Arial"/>
-                                <w:b/>
-                                <w:bCs/>
-                                <w:sz w:val="20"/>
-                                <w:szCs w:val="20"/>
-                              </w:rPr>
-                              <w:t>G0/0/1</w:t>
-                            </w:r>
-                          </w:p>
-                        </w:txbxContent>
-                      </wps:txbx>
-                      <wps:bodyPr rot="0" vert="horz" wrap="square" lIns="0" tIns="0" rIns="0" bIns="0" anchor="t" anchorCtr="0">
-                        <a:noAutofit/>
-                      </wps:bodyPr>
-                    </wps:wsp>
-                  </a:graphicData>
-                </a:graphic>
-                <wp14:sizeRelH relativeFrom="margin">
-                  <wp14:pctWidth>0</wp14:pctWidth>
-                </wp14:sizeRelH>
-                <wp14:sizeRelV relativeFrom="margin">
-                  <wp14:pctHeight>0</wp14:pctHeight>
-                </wp14:sizeRelV>
-              </wp:anchor>
-            </w:drawing>
-          </mc:Choice>
-          <mc:Fallback>
-            <w:pict>
-              <v:shape w14:anchorId="78C005EA" id="_x0000_s1028" type="#_x0000_t202" style="position:absolute;left:0;text-align:left;margin-left:191.95pt;margin-top:88.4pt;width:30.85pt;height:20.55pt;z-index:251659264;visibility:visible;mso-wrap-style:square;mso-width-percent:0;mso-height-percent:0;mso-wrap-distance-left:9pt;mso-wrap-distance-top:3.6pt;mso-wrap-distance-right:9pt;mso-wrap-distance-bottom:3.6pt;mso-position-horizontal:absolute;mso-position-horizontal-relative:text;mso-position-vertical:absolute;mso-position-vertical-relative:text;mso-width-percent:0;mso-height-percent:0;mso-width-relative:margin;mso-height-relative:margin;v-text-anchor:top" o:gfxdata="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" stroked="f">
-                <v:textbox inset="0,0,0,0">
-                  <w:txbxContent>
-                    <w:p>
-                      <w:pPr>
-                        <w:jc w:val="right"/>
-                        <w:rPr>
-                          <w:rFonts w:cs="Arial"/>
-                          <w:b/>
-                          <w:bCs/>
-                          <w:sz w:val="20"/>
-                          <w:szCs w:val="20"/>
-                          <w:lang w:val="en-US"/>
-                        </w:rPr>
-                      </w:pPr>
-                      <w:r>
-                        <w:rPr>
-                          <w:rFonts w:cs="Arial"/>
-                          <w:b/>
-                          <w:bCs/>
-                          <w:sz w:val="20"/>
-                          <w:szCs w:val="20"/>
-                        </w:rPr>
-                        <w:t>G0/0/1</w:t>
-                      </w:r>
-                    </w:p>
-                  </w:txbxContent>
-                </v:textbox>
-              </v:shape>
-            </w:pict>
-          </mc:Fallback>
-        </mc:AlternateContent>
       </w:r>
     </w:p>
     <w:p>
@@ -1249,8 +798,11 @@
         <w:jc w:val="both"/>
       </w:pPr>
       <w:r>
+        <w:t xml:space="preserve">En esta práctica de laboratorio, un ISP asignó a una empresa el espacio de direcciones IP públicas 209.165.200.224/27. Esto proporciona 30 direcciones IP públicas a la empresa. Las direcciones </w:t>
+      </w:r>
+      <w:r>
         <w:lastRenderedPageBreak/>
-        <w:t xml:space="preserve">En esta práctica de laboratorio, un ISP asignó a una empresa el espacio de direcciones IP públicas 209.165.200.224/27. Esto proporciona 30 direcciones IP públicas a la empresa. Las direcciones 209.165.200.225 a 209.165.200.241 son para la asignación estática, y las direcciones 209.165.200.242 a 209.165.200.254 son para la asignación dinámica. Del ISP al </w:t>
+        <w:t xml:space="preserve">209.165.200.225 a 209.165.200.241 son para la asignación estática, y las direcciones 209.165.200.242 a 209.165.200.254 son para la asignación dinámica. Del ISP al </w:t>
       </w:r>
       <w:proofErr w:type="spellStart"/>
       <w:r>
@@ -2291,18 +1843,20 @@
         <w:rPr>
           <w:lang w:val="en-US"/>
         </w:rPr>
-        <w:t>Gateway(config-</w:t>
-      </w:r>
-      <w:proofErr w:type="gramStart"/>
-      <w:r>
-        <w:rPr>
-          <w:lang w:val="en-US"/>
-        </w:rPr>
-        <w:t>if)#</w:t>
-      </w:r>
-      <w:proofErr w:type="gramEnd"/>
-      <w:r>
-        <w:rPr>
+        <w:t xml:space="preserve">Gateway(config-if)# </w:t>
+      </w:r>
+      <w:proofErr w:type="spellStart"/>
+      <w:r>
+        <w:rPr>
+          <w:b/>
+          <w:lang w:val="en-US"/>
+        </w:rPr>
+        <w:t>ip</w:t>
+      </w:r>
+      <w:proofErr w:type="spellEnd"/>
+      <w:r>
+        <w:rPr>
+          <w:b/>
           <w:lang w:val="en-US"/>
         </w:rPr>
         <w:t xml:space="preserve"> </w:t>
@@ -2313,22 +1867,6 @@
           <w:b/>
           <w:lang w:val="en-US"/>
         </w:rPr>
-        <w:t>ip</w:t>
-      </w:r>
-      <w:proofErr w:type="spellEnd"/>
-      <w:r>
-        <w:rPr>
-          <w:b/>
-          <w:lang w:val="en-US"/>
-        </w:rPr>
-        <w:t xml:space="preserve"> </w:t>
-      </w:r>
-      <w:proofErr w:type="spellStart"/>
-      <w:r>
-        <w:rPr>
-          <w:b/>
-          <w:lang w:val="en-US"/>
-        </w:rPr>
         <w:t>nat</w:t>
       </w:r>
       <w:proofErr w:type="spellEnd"/>
@@ -2352,21 +1890,7 @@
         <w:rPr>
           <w:lang w:val="en-US"/>
         </w:rPr>
-        <w:t>Gateway(config-</w:t>
-      </w:r>
-      <w:proofErr w:type="gramStart"/>
-      <w:r>
-        <w:rPr>
-          <w:lang w:val="en-US"/>
-        </w:rPr>
-        <w:t>if)#</w:t>
-      </w:r>
-      <w:proofErr w:type="gramEnd"/>
-      <w:r>
-        <w:rPr>
-          <w:lang w:val="en-US"/>
-        </w:rPr>
-        <w:t xml:space="preserve"> </w:t>
+        <w:t xml:space="preserve">Gateway(config-if)# </w:t>
       </w:r>
       <w:r>
         <w:rPr>
@@ -2394,21 +1918,7 @@
         <w:rPr>
           <w:lang w:val="en-US"/>
         </w:rPr>
-        <w:t>Gateway(config-</w:t>
-      </w:r>
-      <w:proofErr w:type="gramStart"/>
-      <w:r>
-        <w:rPr>
-          <w:lang w:val="en-US"/>
-        </w:rPr>
-        <w:t>if)#</w:t>
-      </w:r>
-      <w:proofErr w:type="gramEnd"/>
-      <w:r>
-        <w:rPr>
-          <w:lang w:val="en-US"/>
-        </w:rPr>
-        <w:t xml:space="preserve"> </w:t>
+        <w:t xml:space="preserve">Gateway(config-if)# </w:t>
       </w:r>
       <w:proofErr w:type="spellStart"/>
       <w:r>
@@ -2468,19 +1978,11 @@
       <w:r>
         <w:t xml:space="preserve">Muestre la tabla de NAT estática mediante la emisión del comando </w:t>
       </w:r>
-      <w:proofErr w:type="gramStart"/>
-      <w:r>
-        <w:rPr>
-          <w:b/>
-        </w:rPr>
-        <w:t>show</w:t>
-      </w:r>
-      <w:proofErr w:type="gramEnd"/>
-      <w:r>
-        <w:rPr>
-          <w:b/>
-        </w:rPr>
-        <w:t xml:space="preserve"> </w:t>
+      <w:r>
+        <w:rPr>
+          <w:b/>
+        </w:rPr>
+        <w:t xml:space="preserve">show </w:t>
       </w:r>
       <w:proofErr w:type="spellStart"/>
       <w:r>
@@ -3315,21 +2817,7 @@
         <w:rPr>
           <w:lang w:val="en-US"/>
         </w:rPr>
-        <w:t xml:space="preserve">Hits: </w:t>
-      </w:r>
-      <w:proofErr w:type="gramStart"/>
-      <w:r>
-        <w:rPr>
-          <w:lang w:val="en-US"/>
-        </w:rPr>
-        <w:t>39  Misses</w:t>
-      </w:r>
-      <w:proofErr w:type="gramEnd"/>
-      <w:r>
-        <w:rPr>
-          <w:lang w:val="en-US"/>
-        </w:rPr>
-        <w:t>: 0</w:t>
+        <w:t>Hits: 39  Misses: 0</w:t>
       </w:r>
     </w:p>
     <w:p>
@@ -4048,7 +3536,7 @@
 </file>
 
 <file path=word/endnotes.xml><?xml version="1.0" encoding="utf-8"?>
-<w:endnotes xmlns:wpc="http://schemas.microsoft.com/office/word/2010/wordprocessingCanvas" xmlns:cx="http://schemas.microsoft.com/office/drawing/2014/chartex" xmlns:cx1="http://schemas.microsoft.com/office/drawing/2015/9/8/chartex" xmlns:cx2="http://schemas.microsoft.com/office/drawing/2015/10/21/chartex" xmlns:cx3="http://schemas.microsoft.com/office/drawing/2016/5/9/chartex" xmlns:cx4="http://schemas.microsoft.com/office/drawing/2016/5/10/chartex" xmlns:cx5="http://schemas.microsoft.com/office/drawing/2016/5/11/chartex" xmlns:cx6="http://schemas.microsoft.com/office/drawing/2016/5/12/chartex" xmlns:cx7="http://schemas.microsoft.com/office/drawing/2016/5/13/chartex" xmlns:cx8="http://schemas.microsoft.com/office/drawing/2016/5/14/chartex" xmlns:mc="http://schemas.openxmlformats.org/markup-compatibility/2006" xmlns:aink="http://schemas.microsoft.com/office/drawing/2016/ink" xmlns:am3d="http://schemas.microsoft.com/office/drawing/2017/model3d" xmlns:o="urn:schemas-microsoft-com:office:office" xmlns:oel="http://schemas.microsoft.com/office/2019/extlst" xmlns:r="http://schemas.openxmlformats.org/officeDocument/2006/relationships" xmlns:m="http://schemas.openxmlformats.org/officeDocument/2006/math" xmlns:v="urn:schemas-microsoft-com:vml" xmlns:wp14="http://schemas.microsoft.com/office/word/2010/wordprocessingDrawing" xmlns:wp="http://schemas.openxmlformats.org/drawingml/2006/wordprocessingDrawing" xmlns:w10="urn:schemas-microsoft-com:office:word" xmlns:w="http://schemas.openxmlformats.org/wordprocessingml/2006/main" xmlns:w14="http://schemas.microsoft.com/office/word/2010/wordml" xmlns:w15="http://schemas.microsoft.com/office/word/2012/wordml" xmlns:w16cex="http://schemas.microsoft.com/office/word/2018/wordml/cex" xmlns:w16cid="http://schemas.microsoft.com/office/word/2016/wordml/cid" xmlns:w16="http://schemas.microsoft.com/office/word/2018/wordml" xmlns:w16sdtdh="http://schemas.microsoft.com/office/word/2020/wordml/sdtdatahash" xmlns:w16se="http://schemas.microsoft.com/office/word/2015/wordml/symex" xmlns:wpg="http://schemas.microsoft.com/office/word/2010/wordprocessingGroup" xmlns:wpi="http://schemas.microsoft.com/office/word/2010/wordprocessingInk" xmlns:wne="http://schemas.microsoft.com/office/word/2006/wordml" xmlns:wps="http://schemas.microsoft.com/office/word/2010/wordprocessingShape" mc:Ignorable="w14 w15 w16se w16cid w16 w16cex w16sdtdh wp14">
+<w:endnotes xmlns:wpc="http://schemas.microsoft.com/office/word/2010/wordprocessingCanvas" xmlns:cx="http://schemas.microsoft.com/office/drawing/2014/chartex" xmlns:cx1="http://schemas.microsoft.com/office/drawing/2015/9/8/chartex" xmlns:cx2="http://schemas.microsoft.com/office/drawing/2015/10/21/chartex" xmlns:cx3="http://schemas.microsoft.com/office/drawing/2016/5/9/chartex" xmlns:cx4="http://schemas.microsoft.com/office/drawing/2016/5/10/chartex" xmlns:cx5="http://schemas.microsoft.com/office/drawing/2016/5/11/chartex" xmlns:cx6="http://schemas.microsoft.com/office/drawing/2016/5/12/chartex" xmlns:cx7="http://schemas.microsoft.com/office/drawing/2016/5/13/chartex" xmlns:cx8="http://schemas.microsoft.com/office/drawing/2016/5/14/chartex" xmlns:mc="http://schemas.openxmlformats.org/markup-compatibility/2006" xmlns:aink="http://schemas.microsoft.com/office/drawing/2016/ink" xmlns:am3d="http://schemas.microsoft.com/office/drawing/2017/model3d" xmlns:o="urn:schemas-microsoft-com:office:office" xmlns:oel="http://schemas.microsoft.com/office/2019/extlst" xmlns:r="http://schemas.openxmlformats.org/officeDocument/2006/relationships" xmlns:m="http://schemas.openxmlformats.org/officeDocument/2006/math" xmlns:v="urn:schemas-microsoft-com:vml" xmlns:wp14="http://schemas.microsoft.com/office/word/2010/wordprocessingDrawing" xmlns:wp="http://schemas.openxmlformats.org/drawingml/2006/wordprocessingDrawing" xmlns:w10="urn:schemas-microsoft-com:office:word" xmlns:w="http://schemas.openxmlformats.org/wordprocessingml/2006/main" xmlns:w14="http://schemas.microsoft.com/office/word/2010/wordml" xmlns:w15="http://schemas.microsoft.com/office/word/2012/wordml" xmlns:w16cex="http://schemas.microsoft.com/office/word/2018/wordml/cex" xmlns:w16cid="http://schemas.microsoft.com/office/word/2016/wordml/cid" xmlns:w16="http://schemas.microsoft.com/office/word/2018/wordml" xmlns:w16du="http://schemas.microsoft.com/office/word/2023/wordml/word16du" xmlns:w16sdtdh="http://schemas.microsoft.com/office/word/2020/wordml/sdtdatahash" xmlns:w16sdtfl="http://schemas.microsoft.com/office/word/2024/wordml/sdtformatlock" xmlns:w16se="http://schemas.microsoft.com/office/word/2015/wordml/symex" xmlns:wpg="http://schemas.microsoft.com/office/word/2010/wordprocessingGroup" xmlns:wpi="http://schemas.microsoft.com/office/word/2010/wordprocessingInk" xmlns:wne="http://schemas.microsoft.com/office/word/2006/wordml" xmlns:wps="http://schemas.microsoft.com/office/word/2010/wordprocessingShape" mc:Ignorable="w14 w15 w16se w16cid w16 w16cex w16sdtdh w16sdtfl w16du wp14">
   <w:endnote w:type="separator" w:id="-1">
     <w:p>
       <w:pPr>
@@ -4081,7 +3569,7 @@
 </file>
 
 <file path=word/footer1.xml><?xml version="1.0" encoding="utf-8"?>
-<w:ftr xmlns:wpc="http://schemas.microsoft.com/office/word/2010/wordprocessingCanvas" xmlns:cx="http://schemas.microsoft.com/office/drawing/2014/chartex" xmlns:cx1="http://schemas.microsoft.com/office/drawing/2015/9/8/chartex" xmlns:cx2="http://schemas.microsoft.com/office/drawing/2015/10/21/chartex" xmlns:cx3="http://schemas.microsoft.com/office/drawing/2016/5/9/chartex" xmlns:cx4="http://schemas.microsoft.com/office/drawing/2016/5/10/chartex" xmlns:cx5="http://schemas.microsoft.com/office/drawing/2016/5/11/chartex" xmlns:cx6="http://schemas.microsoft.com/office/drawing/2016/5/12/chartex" xmlns:cx7="http://schemas.microsoft.com/office/drawing/2016/5/13/chartex" xmlns:cx8="http://schemas.microsoft.com/office/drawing/2016/5/14/chartex" xmlns:mc="http://schemas.openxmlformats.org/markup-compatibility/2006" xmlns:aink="http://schemas.microsoft.com/office/drawing/2016/ink" xmlns:am3d="http://schemas.microsoft.com/office/drawing/2017/model3d" xmlns:o="urn:schemas-microsoft-com:office:office" xmlns:oel="http://schemas.microsoft.com/office/2019/extlst" xmlns:r="http://schemas.openxmlformats.org/officeDocument/2006/relationships" xmlns:m="http://schemas.openxmlformats.org/officeDocument/2006/math" xmlns:v="urn:schemas-microsoft-com:vml" xmlns:wp14="http://schemas.microsoft.com/office/word/2010/wordprocessingDrawing" xmlns:wp="http://schemas.openxmlformats.org/drawingml/2006/wordprocessingDrawing" xmlns:w10="urn:schemas-microsoft-com:office:word" xmlns:w="http://schemas.openxmlformats.org/wordprocessingml/2006/main" xmlns:w14="http://schemas.microsoft.com/office/word/2010/wordml" xmlns:w15="http://schemas.microsoft.com/office/word/2012/wordml" xmlns:w16cex="http://schemas.microsoft.com/office/word/2018/wordml/cex" xmlns:w16cid="http://schemas.microsoft.com/office/word/2016/wordml/cid" xmlns:w16="http://schemas.microsoft.com/office/word/2018/wordml" xmlns:w16sdtdh="http://schemas.microsoft.com/office/word/2020/wordml/sdtdatahash" xmlns:w16se="http://schemas.microsoft.com/office/word/2015/wordml/symex" xmlns:wpg="http://schemas.microsoft.com/office/word/2010/wordprocessingGroup" xmlns:wpi="http://schemas.microsoft.com/office/word/2010/wordprocessingInk" xmlns:wne="http://schemas.microsoft.com/office/word/2006/wordml" xmlns:wps="http://schemas.microsoft.com/office/word/2010/wordprocessingShape" mc:Ignorable="w14 w15 w16se w16cid w16 w16cex w16sdtdh wp14">
+<w:ftr xmlns:wpc="http://schemas.microsoft.com/office/word/2010/wordprocessingCanvas" xmlns:cx="http://schemas.microsoft.com/office/drawing/2014/chartex" xmlns:cx1="http://schemas.microsoft.com/office/drawing/2015/9/8/chartex" xmlns:cx2="http://schemas.microsoft.com/office/drawing/2015/10/21/chartex" xmlns:cx3="http://schemas.microsoft.com/office/drawing/2016/5/9/chartex" xmlns:cx4="http://schemas.microsoft.com/office/drawing/2016/5/10/chartex" xmlns:cx5="http://schemas.microsoft.com/office/drawing/2016/5/11/chartex" xmlns:cx6="http://schemas.microsoft.com/office/drawing/2016/5/12/chartex" xmlns:cx7="http://schemas.microsoft.com/office/drawing/2016/5/13/chartex" xmlns:cx8="http://schemas.microsoft.com/office/drawing/2016/5/14/chartex" xmlns:mc="http://schemas.openxmlformats.org/markup-compatibility/2006" xmlns:aink="http://schemas.microsoft.com/office/drawing/2016/ink" xmlns:am3d="http://schemas.microsoft.com/office/drawing/2017/model3d" xmlns:o="urn:schemas-microsoft-com:office:office" xmlns:oel="http://schemas.microsoft.com/office/2019/extlst" xmlns:r="http://schemas.openxmlformats.org/officeDocument/2006/relationships" xmlns:m="http://schemas.openxmlformats.org/officeDocument/2006/math" xmlns:v="urn:schemas-microsoft-com:vml" xmlns:wp14="http://schemas.microsoft.com/office/word/2010/wordprocessingDrawing" xmlns:wp="http://schemas.openxmlformats.org/drawingml/2006/wordprocessingDrawing" xmlns:w10="urn:schemas-microsoft-com:office:word" xmlns:w="http://schemas.openxmlformats.org/wordprocessingml/2006/main" xmlns:w14="http://schemas.microsoft.com/office/word/2010/wordml" xmlns:w15="http://schemas.microsoft.com/office/word/2012/wordml" xmlns:w16cex="http://schemas.microsoft.com/office/word/2018/wordml/cex" xmlns:w16cid="http://schemas.microsoft.com/office/word/2016/wordml/cid" xmlns:w16="http://schemas.microsoft.com/office/word/2018/wordml" xmlns:w16du="http://schemas.microsoft.com/office/word/2023/wordml/word16du" xmlns:w16sdtdh="http://schemas.microsoft.com/office/word/2020/wordml/sdtdatahash" xmlns:w16sdtfl="http://schemas.microsoft.com/office/word/2024/wordml/sdtformatlock" xmlns:w16se="http://schemas.microsoft.com/office/word/2015/wordml/symex" xmlns:wpg="http://schemas.microsoft.com/office/word/2010/wordprocessingGroup" xmlns:wpi="http://schemas.microsoft.com/office/word/2010/wordprocessingInk" xmlns:wne="http://schemas.microsoft.com/office/word/2006/wordml" xmlns:wps="http://schemas.microsoft.com/office/word/2010/wordprocessingShape" mc:Ignorable="w14 w15 w16se w16cid w16 w16cex w16sdtdh w16sdtfl w16du wp14">
   <w:p>
     <w:pPr>
       <w:pStyle w:val="Footer"/>
@@ -4111,7 +3599,7 @@
       <w:rPr>
         <w:noProof/>
       </w:rPr>
-      <w:t>2024</w:t>
+      <w:t>2025</w:t>
     </w:r>
     <w:r>
       <w:fldChar w:fldCharType="end"/>
@@ -4210,7 +3698,7 @@
 </file>
 
 <file path=word/footer2.xml><?xml version="1.0" encoding="utf-8"?>
-<w:ftr xmlns:wpc="http://schemas.microsoft.com/office/word/2010/wordprocessingCanvas" xmlns:cx="http://schemas.microsoft.com/office/drawing/2014/chartex" xmlns:cx1="http://schemas.microsoft.com/office/drawing/2015/9/8/chartex" xmlns:cx2="http://schemas.microsoft.com/office/drawing/2015/10/21/chartex" xmlns:cx3="http://schemas.microsoft.com/office/drawing/2016/5/9/chartex" xmlns:cx4="http://schemas.microsoft.com/office/drawing/2016/5/10/chartex" xmlns:cx5="http://schemas.microsoft.com/office/drawing/2016/5/11/chartex" xmlns:cx6="http://schemas.microsoft.com/office/drawing/2016/5/12/chartex" xmlns:cx7="http://schemas.microsoft.com/office/drawing/2016/5/13/chartex" xmlns:cx8="http://schemas.microsoft.com/office/drawing/2016/5/14/chartex" xmlns:mc="http://schemas.openxmlformats.org/markup-compatibility/2006" xmlns:aink="http://schemas.microsoft.com/office/drawing/2016/ink" xmlns:am3d="http://schemas.microsoft.com/office/drawing/2017/model3d" xmlns:o="urn:schemas-microsoft-com:office:office" xmlns:oel="http://schemas.microsoft.com/office/2019/extlst" xmlns:r="http://schemas.openxmlformats.org/officeDocument/2006/relationships" xmlns:m="http://schemas.openxmlformats.org/officeDocument/2006/math" xmlns:v="urn:schemas-microsoft-com:vml" xmlns:wp14="http://schemas.microsoft.com/office/word/2010/wordprocessingDrawing" xmlns:wp="http://schemas.openxmlformats.org/drawingml/2006/wordprocessingDrawing" xmlns:w10="urn:schemas-microsoft-com:office:word" xmlns:w="http://schemas.openxmlformats.org/wordprocessingml/2006/main" xmlns:w14="http://schemas.microsoft.com/office/word/2010/wordml" xmlns:w15="http://schemas.microsoft.com/office/word/2012/wordml" xmlns:w16cex="http://schemas.microsoft.com/office/word/2018/wordml/cex" xmlns:w16cid="http://schemas.microsoft.com/office/word/2016/wordml/cid" xmlns:w16="http://schemas.microsoft.com/office/word/2018/wordml" xmlns:w16sdtdh="http://schemas.microsoft.com/office/word/2020/wordml/sdtdatahash" xmlns:w16se="http://schemas.microsoft.com/office/word/2015/wordml/symex" xmlns:wpg="http://schemas.microsoft.com/office/word/2010/wordprocessingGroup" xmlns:wpi="http://schemas.microsoft.com/office/word/2010/wordprocessingInk" xmlns:wne="http://schemas.microsoft.com/office/word/2006/wordml" xmlns:wps="http://schemas.microsoft.com/office/word/2010/wordprocessingShape" mc:Ignorable="w14 w15 w16se w16cid w16 w16cex w16sdtdh wp14">
+<w:ftr xmlns:wpc="http://schemas.microsoft.com/office/word/2010/wordprocessingCanvas" xmlns:cx="http://schemas.microsoft.com/office/drawing/2014/chartex" xmlns:cx1="http://schemas.microsoft.com/office/drawing/2015/9/8/chartex" xmlns:cx2="http://schemas.microsoft.com/office/drawing/2015/10/21/chartex" xmlns:cx3="http://schemas.microsoft.com/office/drawing/2016/5/9/chartex" xmlns:cx4="http://schemas.microsoft.com/office/drawing/2016/5/10/chartex" xmlns:cx5="http://schemas.microsoft.com/office/drawing/2016/5/11/chartex" xmlns:cx6="http://schemas.microsoft.com/office/drawing/2016/5/12/chartex" xmlns:cx7="http://schemas.microsoft.com/office/drawing/2016/5/13/chartex" xmlns:cx8="http://schemas.microsoft.com/office/drawing/2016/5/14/chartex" xmlns:mc="http://schemas.openxmlformats.org/markup-compatibility/2006" xmlns:aink="http://schemas.microsoft.com/office/drawing/2016/ink" xmlns:am3d="http://schemas.microsoft.com/office/drawing/2017/model3d" xmlns:o="urn:schemas-microsoft-com:office:office" xmlns:oel="http://schemas.microsoft.com/office/2019/extlst" xmlns:r="http://schemas.openxmlformats.org/officeDocument/2006/relationships" xmlns:m="http://schemas.openxmlformats.org/officeDocument/2006/math" xmlns:v="urn:schemas-microsoft-com:vml" xmlns:wp14="http://schemas.microsoft.com/office/word/2010/wordprocessingDrawing" xmlns:wp="http://schemas.openxmlformats.org/drawingml/2006/wordprocessingDrawing" xmlns:w10="urn:schemas-microsoft-com:office:word" xmlns:w="http://schemas.openxmlformats.org/wordprocessingml/2006/main" xmlns:w14="http://schemas.microsoft.com/office/word/2010/wordml" xmlns:w15="http://schemas.microsoft.com/office/word/2012/wordml" xmlns:w16cex="http://schemas.microsoft.com/office/word/2018/wordml/cex" xmlns:w16cid="http://schemas.microsoft.com/office/word/2016/wordml/cid" xmlns:w16="http://schemas.microsoft.com/office/word/2018/wordml" xmlns:w16du="http://schemas.microsoft.com/office/word/2023/wordml/word16du" xmlns:w16sdtdh="http://schemas.microsoft.com/office/word/2020/wordml/sdtdatahash" xmlns:w16sdtfl="http://schemas.microsoft.com/office/word/2024/wordml/sdtformatlock" xmlns:w16se="http://schemas.microsoft.com/office/word/2015/wordml/symex" xmlns:wpg="http://schemas.microsoft.com/office/word/2010/wordprocessingGroup" xmlns:wpi="http://schemas.microsoft.com/office/word/2010/wordprocessingInk" xmlns:wne="http://schemas.microsoft.com/office/word/2006/wordml" xmlns:wps="http://schemas.microsoft.com/office/word/2010/wordprocessingShape" mc:Ignorable="w14 w15 w16se w16cid w16 w16cex w16sdtdh w16sdtfl w16du wp14">
   <w:p>
     <w:pPr>
       <w:pStyle w:val="Footer"/>
@@ -4240,7 +3728,7 @@
       <w:rPr>
         <w:noProof/>
       </w:rPr>
-      <w:t>2024</w:t>
+      <w:t>2025</w:t>
     </w:r>
     <w:r>
       <w:fldChar w:fldCharType="end"/>
@@ -4339,7 +3827,7 @@
 </file>
 
 <file path=word/footnotes.xml><?xml version="1.0" encoding="utf-8"?>
-<w:footnotes xmlns:wpc="http://schemas.microsoft.com/office/word/2010/wordprocessingCanvas" xmlns:cx="http://schemas.microsoft.com/office/drawing/2014/chartex" xmlns:cx1="http://schemas.microsoft.com/office/drawing/2015/9/8/chartex" xmlns:cx2="http://schemas.microsoft.com/office/drawing/2015/10/21/chartex" xmlns:cx3="http://schemas.microsoft.com/office/drawing/2016/5/9/chartex" xmlns:cx4="http://schemas.microsoft.com/office/drawing/2016/5/10/chartex" xmlns:cx5="http://schemas.microsoft.com/office/drawing/2016/5/11/chartex" xmlns:cx6="http://schemas.microsoft.com/office/drawing/2016/5/12/chartex" xmlns:cx7="http://schemas.microsoft.com/office/drawing/2016/5/13/chartex" xmlns:cx8="http://schemas.microsoft.com/office/drawing/2016/5/14/chartex" xmlns:mc="http://schemas.openxmlformats.org/markup-compatibility/2006" xmlns:aink="http://schemas.microsoft.com/office/drawing/2016/ink" xmlns:am3d="http://schemas.microsoft.com/office/drawing/2017/model3d" xmlns:o="urn:schemas-microsoft-com:office:office" xmlns:oel="http://schemas.microsoft.com/office/2019/extlst" xmlns:r="http://schemas.openxmlformats.org/officeDocument/2006/relationships" xmlns:m="http://schemas.openxmlformats.org/officeDocument/2006/math" xmlns:v="urn:schemas-microsoft-com:vml" xmlns:wp14="http://schemas.microsoft.com/office/word/2010/wordprocessingDrawing" xmlns:wp="http://schemas.openxmlformats.org/drawingml/2006/wordprocessingDrawing" xmlns:w10="urn:schemas-microsoft-com:office:word" xmlns:w="http://schemas.openxmlformats.org/wordprocessingml/2006/main" xmlns:w14="http://schemas.microsoft.com/office/word/2010/wordml" xmlns:w15="http://schemas.microsoft.com/office/word/2012/wordml" xmlns:w16cex="http://schemas.microsoft.com/office/word/2018/wordml/cex" xmlns:w16cid="http://schemas.microsoft.com/office/word/2016/wordml/cid" xmlns:w16="http://schemas.microsoft.com/office/word/2018/wordml" xmlns:w16sdtdh="http://schemas.microsoft.com/office/word/2020/wordml/sdtdatahash" xmlns:w16se="http://schemas.microsoft.com/office/word/2015/wordml/symex" xmlns:wpg="http://schemas.microsoft.com/office/word/2010/wordprocessingGroup" xmlns:wpi="http://schemas.microsoft.com/office/word/2010/wordprocessingInk" xmlns:wne="http://schemas.microsoft.com/office/word/2006/wordml" xmlns:wps="http://schemas.microsoft.com/office/word/2010/wordprocessingShape" mc:Ignorable="w14 w15 w16se w16cid w16 w16cex w16sdtdh wp14">
+<w:footnotes xmlns:wpc="http://schemas.microsoft.com/office/word/2010/wordprocessingCanvas" xmlns:cx="http://schemas.microsoft.com/office/drawing/2014/chartex" xmlns:cx1="http://schemas.microsoft.com/office/drawing/2015/9/8/chartex" xmlns:cx2="http://schemas.microsoft.com/office/drawing/2015/10/21/chartex" xmlns:cx3="http://schemas.microsoft.com/office/drawing/2016/5/9/chartex" xmlns:cx4="http://schemas.microsoft.com/office/drawing/2016/5/10/chartex" xmlns:cx5="http://schemas.microsoft.com/office/drawing/2016/5/11/chartex" xmlns:cx6="http://schemas.microsoft.com/office/drawing/2016/5/12/chartex" xmlns:cx7="http://schemas.microsoft.com/office/drawing/2016/5/13/chartex" xmlns:cx8="http://schemas.microsoft.com/office/drawing/2016/5/14/chartex" xmlns:mc="http://schemas.openxmlformats.org/markup-compatibility/2006" xmlns:aink="http://schemas.microsoft.com/office/drawing/2016/ink" xmlns:am3d="http://schemas.microsoft.com/office/drawing/2017/model3d" xmlns:o="urn:schemas-microsoft-com:office:office" xmlns:oel="http://schemas.microsoft.com/office/2019/extlst" xmlns:r="http://schemas.openxmlformats.org/officeDocument/2006/relationships" xmlns:m="http://schemas.openxmlformats.org/officeDocument/2006/math" xmlns:v="urn:schemas-microsoft-com:vml" xmlns:wp14="http://schemas.microsoft.com/office/word/2010/wordprocessingDrawing" xmlns:wp="http://schemas.openxmlformats.org/drawingml/2006/wordprocessingDrawing" xmlns:w10="urn:schemas-microsoft-com:office:word" xmlns:w="http://schemas.openxmlformats.org/wordprocessingml/2006/main" xmlns:w14="http://schemas.microsoft.com/office/word/2010/wordml" xmlns:w15="http://schemas.microsoft.com/office/word/2012/wordml" xmlns:w16cex="http://schemas.microsoft.com/office/word/2018/wordml/cex" xmlns:w16cid="http://schemas.microsoft.com/office/word/2016/wordml/cid" xmlns:w16="http://schemas.microsoft.com/office/word/2018/wordml" xmlns:w16du="http://schemas.microsoft.com/office/word/2023/wordml/word16du" xmlns:w16sdtdh="http://schemas.microsoft.com/office/word/2020/wordml/sdtdatahash" xmlns:w16sdtfl="http://schemas.microsoft.com/office/word/2024/wordml/sdtformatlock" xmlns:w16se="http://schemas.microsoft.com/office/word/2015/wordml/symex" xmlns:wpg="http://schemas.microsoft.com/office/word/2010/wordprocessingGroup" xmlns:wpi="http://schemas.microsoft.com/office/word/2010/wordprocessingInk" xmlns:wne="http://schemas.microsoft.com/office/word/2006/wordml" xmlns:wps="http://schemas.microsoft.com/office/word/2010/wordprocessingShape" mc:Ignorable="w14 w15 w16se w16cid w16 w16cex w16sdtdh w16sdtfl w16du wp14">
   <w:footnote w:type="separator" w:id="-1">
     <w:p>
       <w:pPr>
@@ -4372,7 +3860,7 @@
 </file>
 
 <file path=word/header1.xml><?xml version="1.0" encoding="utf-8"?>
-<w:hdr xmlns:wpc="http://schemas.microsoft.com/office/word/2010/wordprocessingCanvas" xmlns:cx="http://schemas.microsoft.com/office/drawing/2014/chartex" xmlns:cx1="http://schemas.microsoft.com/office/drawing/2015/9/8/chartex" xmlns:cx2="http://schemas.microsoft.com/office/drawing/2015/10/21/chartex" xmlns:cx3="http://schemas.microsoft.com/office/drawing/2016/5/9/chartex" xmlns:cx4="http://schemas.microsoft.com/office/drawing/2016/5/10/chartex" xmlns:cx5="http://schemas.microsoft.com/office/drawing/2016/5/11/chartex" xmlns:cx6="http://schemas.microsoft.com/office/drawing/2016/5/12/chartex" xmlns:cx7="http://schemas.microsoft.com/office/drawing/2016/5/13/chartex" xmlns:cx8="http://schemas.microsoft.com/office/drawing/2016/5/14/chartex" xmlns:mc="http://schemas.openxmlformats.org/markup-compatibility/2006" xmlns:aink="http://schemas.microsoft.com/office/drawing/2016/ink" xmlns:am3d="http://schemas.microsoft.com/office/drawing/2017/model3d" xmlns:o="urn:schemas-microsoft-com:office:office" xmlns:oel="http://schemas.microsoft.com/office/2019/extlst" xmlns:r="http://schemas.openxmlformats.org/officeDocument/2006/relationships" xmlns:m="http://schemas.openxmlformats.org/officeDocument/2006/math" xmlns:v="urn:schemas-microsoft-com:vml" xmlns:wp14="http://schemas.microsoft.com/office/word/2010/wordprocessingDrawing" xmlns:wp="http://schemas.openxmlformats.org/drawingml/2006/wordprocessingDrawing" xmlns:w10="urn:schemas-microsoft-com:office:word" xmlns:w="http://schemas.openxmlformats.org/wordprocessingml/2006/main" xmlns:w14="http://schemas.microsoft.com/office/word/2010/wordml" xmlns:w15="http://schemas.microsoft.com/office/word/2012/wordml" xmlns:w16cex="http://schemas.microsoft.com/office/word/2018/wordml/cex" xmlns:w16cid="http://schemas.microsoft.com/office/word/2016/wordml/cid" xmlns:w16="http://schemas.microsoft.com/office/word/2018/wordml" xmlns:w16sdtdh="http://schemas.microsoft.com/office/word/2020/wordml/sdtdatahash" xmlns:w16se="http://schemas.microsoft.com/office/word/2015/wordml/symex" xmlns:wpg="http://schemas.microsoft.com/office/word/2010/wordprocessingGroup" xmlns:wpi="http://schemas.microsoft.com/office/word/2010/wordprocessingInk" xmlns:wne="http://schemas.microsoft.com/office/word/2006/wordml" xmlns:wps="http://schemas.microsoft.com/office/word/2010/wordprocessingShape" mc:Ignorable="w14 w15 w16se w16cid w16 w16cex w16sdtdh wp14">
+<w:hdr xmlns:wpc="http://schemas.microsoft.com/office/word/2010/wordprocessingCanvas" xmlns:cx="http://schemas.microsoft.com/office/drawing/2014/chartex" xmlns:cx1="http://schemas.microsoft.com/office/drawing/2015/9/8/chartex" xmlns:cx2="http://schemas.microsoft.com/office/drawing/2015/10/21/chartex" xmlns:cx3="http://schemas.microsoft.com/office/drawing/2016/5/9/chartex" xmlns:cx4="http://schemas.microsoft.com/office/drawing/2016/5/10/chartex" xmlns:cx5="http://schemas.microsoft.com/office/drawing/2016/5/11/chartex" xmlns:cx6="http://schemas.microsoft.com/office/drawing/2016/5/12/chartex" xmlns:cx7="http://schemas.microsoft.com/office/drawing/2016/5/13/chartex" xmlns:cx8="http://schemas.microsoft.com/office/drawing/2016/5/14/chartex" xmlns:mc="http://schemas.openxmlformats.org/markup-compatibility/2006" xmlns:aink="http://schemas.microsoft.com/office/drawing/2016/ink" xmlns:am3d="http://schemas.microsoft.com/office/drawing/2017/model3d" xmlns:o="urn:schemas-microsoft-com:office:office" xmlns:oel="http://schemas.microsoft.com/office/2019/extlst" xmlns:r="http://schemas.openxmlformats.org/officeDocument/2006/relationships" xmlns:m="http://schemas.openxmlformats.org/officeDocument/2006/math" xmlns:v="urn:schemas-microsoft-com:vml" xmlns:wp14="http://schemas.microsoft.com/office/word/2010/wordprocessingDrawing" xmlns:wp="http://schemas.openxmlformats.org/drawingml/2006/wordprocessingDrawing" xmlns:w10="urn:schemas-microsoft-com:office:word" xmlns:w="http://schemas.openxmlformats.org/wordprocessingml/2006/main" xmlns:w14="http://schemas.microsoft.com/office/word/2010/wordml" xmlns:w15="http://schemas.microsoft.com/office/word/2012/wordml" xmlns:w16cex="http://schemas.microsoft.com/office/word/2018/wordml/cex" xmlns:w16cid="http://schemas.microsoft.com/office/word/2016/wordml/cid" xmlns:w16="http://schemas.microsoft.com/office/word/2018/wordml" xmlns:w16du="http://schemas.microsoft.com/office/word/2023/wordml/word16du" xmlns:w16sdtdh="http://schemas.microsoft.com/office/word/2020/wordml/sdtdatahash" xmlns:w16sdtfl="http://schemas.microsoft.com/office/word/2024/wordml/sdtformatlock" xmlns:w16se="http://schemas.microsoft.com/office/word/2015/wordml/symex" xmlns:wpg="http://schemas.microsoft.com/office/word/2010/wordprocessingGroup" xmlns:wpi="http://schemas.microsoft.com/office/word/2010/wordprocessingInk" xmlns:wne="http://schemas.microsoft.com/office/word/2006/wordml" xmlns:wps="http://schemas.microsoft.com/office/word/2010/wordprocessingShape" mc:Ignorable="w14 w15 w16se w16cid w16 w16cex w16sdtdh w16sdtfl w16du wp14">
   <w:p>
     <w:pPr>
       <w:pStyle w:val="PageHead"/>
@@ -4391,7 +3879,7 @@
 </file>
 
 <file path=word/header2.xml><?xml version="1.0" encoding="utf-8"?>
-<w:hdr xmlns:wpc="http://schemas.microsoft.com/office/word/2010/wordprocessingCanvas" xmlns:cx="http://schemas.microsoft.com/office/drawing/2014/chartex" xmlns:cx1="http://schemas.microsoft.com/office/drawing/2015/9/8/chartex" xmlns:cx2="http://schemas.microsoft.com/office/drawing/2015/10/21/chartex" xmlns:cx3="http://schemas.microsoft.com/office/drawing/2016/5/9/chartex" xmlns:cx4="http://schemas.microsoft.com/office/drawing/2016/5/10/chartex" xmlns:cx5="http://schemas.microsoft.com/office/drawing/2016/5/11/chartex" xmlns:cx6="http://schemas.microsoft.com/office/drawing/2016/5/12/chartex" xmlns:cx7="http://schemas.microsoft.com/office/drawing/2016/5/13/chartex" xmlns:cx8="http://schemas.microsoft.com/office/drawing/2016/5/14/chartex" xmlns:mc="http://schemas.openxmlformats.org/markup-compatibility/2006" xmlns:aink="http://schemas.microsoft.com/office/drawing/2016/ink" xmlns:am3d="http://schemas.microsoft.com/office/drawing/2017/model3d" xmlns:o="urn:schemas-microsoft-com:office:office" xmlns:oel="http://schemas.microsoft.com/office/2019/extlst" xmlns:r="http://schemas.openxmlformats.org/officeDocument/2006/relationships" xmlns:m="http://schemas.openxmlformats.org/officeDocument/2006/math" xmlns:v="urn:schemas-microsoft-com:vml" xmlns:wp14="http://schemas.microsoft.com/office/word/2010/wordprocessingDrawing" xmlns:wp="http://schemas.openxmlformats.org/drawingml/2006/wordprocessingDrawing" xmlns:w10="urn:schemas-microsoft-com:office:word" xmlns:w="http://schemas.openxmlformats.org/wordprocessingml/2006/main" xmlns:w14="http://schemas.microsoft.com/office/word/2010/wordml" xmlns:w15="http://schemas.microsoft.com/office/word/2012/wordml" xmlns:w16cex="http://schemas.microsoft.com/office/word/2018/wordml/cex" xmlns:w16cid="http://schemas.microsoft.com/office/word/2016/wordml/cid" xmlns:w16="http://schemas.microsoft.com/office/word/2018/wordml" xmlns:w16sdtdh="http://schemas.microsoft.com/office/word/2020/wordml/sdtdatahash" xmlns:w16se="http://schemas.microsoft.com/office/word/2015/wordml/symex" xmlns:wpg="http://schemas.microsoft.com/office/word/2010/wordprocessingGroup" xmlns:wpi="http://schemas.microsoft.com/office/word/2010/wordprocessingInk" xmlns:wne="http://schemas.microsoft.com/office/word/2006/wordml" xmlns:wps="http://schemas.microsoft.com/office/word/2010/wordprocessingShape" mc:Ignorable="w14 w15 w16se w16cid w16 w16cex w16sdtdh wp14">
+<w:hdr xmlns:wpc="http://schemas.microsoft.com/office/word/2010/wordprocessingCanvas" xmlns:cx="http://schemas.microsoft.com/office/drawing/2014/chartex" xmlns:cx1="http://schemas.microsoft.com/office/drawing/2015/9/8/chartex" xmlns:cx2="http://schemas.microsoft.com/office/drawing/2015/10/21/chartex" xmlns:cx3="http://schemas.microsoft.com/office/drawing/2016/5/9/chartex" xmlns:cx4="http://schemas.microsoft.com/office/drawing/2016/5/10/chartex" xmlns:cx5="http://schemas.microsoft.com/office/drawing/2016/5/11/chartex" xmlns:cx6="http://schemas.microsoft.com/office/drawing/2016/5/12/chartex" xmlns:cx7="http://schemas.microsoft.com/office/drawing/2016/5/13/chartex" xmlns:cx8="http://schemas.microsoft.com/office/drawing/2016/5/14/chartex" xmlns:mc="http://schemas.openxmlformats.org/markup-compatibility/2006" xmlns:aink="http://schemas.microsoft.com/office/drawing/2016/ink" xmlns:am3d="http://schemas.microsoft.com/office/drawing/2017/model3d" xmlns:o="urn:schemas-microsoft-com:office:office" xmlns:oel="http://schemas.microsoft.com/office/2019/extlst" xmlns:r="http://schemas.openxmlformats.org/officeDocument/2006/relationships" xmlns:m="http://schemas.openxmlformats.org/officeDocument/2006/math" xmlns:v="urn:schemas-microsoft-com:vml" xmlns:wp14="http://schemas.microsoft.com/office/word/2010/wordprocessingDrawing" xmlns:wp="http://schemas.openxmlformats.org/drawingml/2006/wordprocessingDrawing" xmlns:w10="urn:schemas-microsoft-com:office:word" xmlns:w="http://schemas.openxmlformats.org/wordprocessingml/2006/main" xmlns:w14="http://schemas.microsoft.com/office/word/2010/wordml" xmlns:w15="http://schemas.microsoft.com/office/word/2012/wordml" xmlns:w16cex="http://schemas.microsoft.com/office/word/2018/wordml/cex" xmlns:w16cid="http://schemas.microsoft.com/office/word/2016/wordml/cid" xmlns:w16="http://schemas.microsoft.com/office/word/2018/wordml" xmlns:w16du="http://schemas.microsoft.com/office/word/2023/wordml/word16du" xmlns:w16sdtdh="http://schemas.microsoft.com/office/word/2020/wordml/sdtdatahash" xmlns:w16sdtfl="http://schemas.microsoft.com/office/word/2024/wordml/sdtformatlock" xmlns:w16se="http://schemas.microsoft.com/office/word/2015/wordml/symex" xmlns:wpg="http://schemas.microsoft.com/office/word/2010/wordprocessingGroup" xmlns:wpi="http://schemas.microsoft.com/office/word/2010/wordprocessingInk" xmlns:wne="http://schemas.microsoft.com/office/word/2006/wordml" xmlns:wps="http://schemas.microsoft.com/office/word/2010/wordprocessingShape" mc:Ignorable="w14 w15 w16se w16cid w16 w16cex w16sdtdh w16sdtfl w16du wp14">
   <w:p>
     <w:pPr>
       <w:pStyle w:val="Header"/>
@@ -4469,7 +3957,7 @@
 </file>
 
 <file path=word/numbering.xml><?xml version="1.0" encoding="utf-8"?>
-<w:numbering xmlns:wpc="http://schemas.microsoft.com/office/word/2010/wordprocessingCanvas" xmlns:cx="http://schemas.microsoft.com/office/drawing/2014/chartex" xmlns:cx1="http://schemas.microsoft.com/office/drawing/2015/9/8/chartex" xmlns:cx2="http://schemas.microsoft.com/office/drawing/2015/10/21/chartex" xmlns:cx3="http://schemas.microsoft.com/office/drawing/2016/5/9/chartex" xmlns:cx4="http://schemas.microsoft.com/office/drawing/2016/5/10/chartex" xmlns:cx5="http://schemas.microsoft.com/office/drawing/2016/5/11/chartex" xmlns:cx6="http://schemas.microsoft.com/office/drawing/2016/5/12/chartex" xmlns:cx7="http://schemas.microsoft.com/office/drawing/2016/5/13/chartex" xmlns:cx8="http://schemas.microsoft.com/office/drawing/2016/5/14/chartex" xmlns:mc="http://schemas.openxmlformats.org/markup-compatibility/2006" xmlns:aink="http://schemas.microsoft.com/office/drawing/2016/ink" xmlns:am3d="http://schemas.microsoft.com/office/drawing/2017/model3d" xmlns:o="urn:schemas-microsoft-com:office:office" xmlns:oel="http://schemas.microsoft.com/office/2019/extlst" xmlns:r="http://schemas.openxmlformats.org/officeDocument/2006/relationships" xmlns:m="http://schemas.openxmlformats.org/officeDocument/2006/math" xmlns:v="urn:schemas-microsoft-com:vml" xmlns:wp14="http://schemas.microsoft.com/office/word/2010/wordprocessingDrawing" xmlns:wp="http://schemas.openxmlformats.org/drawingml/2006/wordprocessingDrawing" xmlns:w10="urn:schemas-microsoft-com:office:word" xmlns:w="http://schemas.openxmlformats.org/wordprocessingml/2006/main" xmlns:w14="http://schemas.microsoft.com/office/word/2010/wordml" xmlns:w15="http://schemas.microsoft.com/office/word/2012/wordml" xmlns:w16cex="http://schemas.microsoft.com/office/word/2018/wordml/cex" xmlns:w16cid="http://schemas.microsoft.com/office/word/2016/wordml/cid" xmlns:w16="http://schemas.microsoft.com/office/word/2018/wordml" xmlns:w16sdtdh="http://schemas.microsoft.com/office/word/2020/wordml/sdtdatahash" xmlns:w16se="http://schemas.microsoft.com/office/word/2015/wordml/symex" xmlns:wpg="http://schemas.microsoft.com/office/word/2010/wordprocessingGroup" xmlns:wpi="http://schemas.microsoft.com/office/word/2010/wordprocessingInk" xmlns:wne="http://schemas.microsoft.com/office/word/2006/wordml" xmlns:wps="http://schemas.microsoft.com/office/word/2010/wordprocessingShape" mc:Ignorable="w14 w15 w16se w16cid w16 w16cex w16sdtdh wp14">
+<w:numbering xmlns:wpc="http://schemas.microsoft.com/office/word/2010/wordprocessingCanvas" xmlns:cx="http://schemas.microsoft.com/office/drawing/2014/chartex" xmlns:cx1="http://schemas.microsoft.com/office/drawing/2015/9/8/chartex" xmlns:cx2="http://schemas.microsoft.com/office/drawing/2015/10/21/chartex" xmlns:cx3="http://schemas.microsoft.com/office/drawing/2016/5/9/chartex" xmlns:cx4="http://schemas.microsoft.com/office/drawing/2016/5/10/chartex" xmlns:cx5="http://schemas.microsoft.com/office/drawing/2016/5/11/chartex" xmlns:cx6="http://schemas.microsoft.com/office/drawing/2016/5/12/chartex" xmlns:cx7="http://schemas.microsoft.com/office/drawing/2016/5/13/chartex" xmlns:cx8="http://schemas.microsoft.com/office/drawing/2016/5/14/chartex" xmlns:mc="http://schemas.openxmlformats.org/markup-compatibility/2006" xmlns:aink="http://schemas.microsoft.com/office/drawing/2016/ink" xmlns:am3d="http://schemas.microsoft.com/office/drawing/2017/model3d" xmlns:o="urn:schemas-microsoft-com:office:office" xmlns:oel="http://schemas.microsoft.com/office/2019/extlst" xmlns:r="http://schemas.openxmlformats.org/officeDocument/2006/relationships" xmlns:m="http://schemas.openxmlformats.org/officeDocument/2006/math" xmlns:v="urn:schemas-microsoft-com:vml" xmlns:wp14="http://schemas.microsoft.com/office/word/2010/wordprocessingDrawing" xmlns:wp="http://schemas.openxmlformats.org/drawingml/2006/wordprocessingDrawing" xmlns:w10="urn:schemas-microsoft-com:office:word" xmlns:w="http://schemas.openxmlformats.org/wordprocessingml/2006/main" xmlns:w14="http://schemas.microsoft.com/office/word/2010/wordml" xmlns:w15="http://schemas.microsoft.com/office/word/2012/wordml" xmlns:w16cex="http://schemas.microsoft.com/office/word/2018/wordml/cex" xmlns:w16cid="http://schemas.microsoft.com/office/word/2016/wordml/cid" xmlns:w16="http://schemas.microsoft.com/office/word/2018/wordml" xmlns:w16du="http://schemas.microsoft.com/office/word/2023/wordml/word16du" xmlns:w16sdtdh="http://schemas.microsoft.com/office/word/2020/wordml/sdtdatahash" xmlns:w16sdtfl="http://schemas.microsoft.com/office/word/2024/wordml/sdtformatlock" xmlns:w16se="http://schemas.microsoft.com/office/word/2015/wordml/symex" xmlns:wpg="http://schemas.microsoft.com/office/word/2010/wordprocessingGroup" xmlns:wpi="http://schemas.microsoft.com/office/word/2010/wordprocessingInk" xmlns:wne="http://schemas.microsoft.com/office/word/2006/wordml" xmlns:wps="http://schemas.microsoft.com/office/word/2010/wordprocessingShape" mc:Ignorable="w14 w15 w16se w16cid w16 w16cex w16sdtdh w16sdtfl w16du wp14">
   <w:abstractNum w:abstractNumId="0" w15:restartNumberingAfterBreak="0">
     <w:nsid w:val="1217228C"/>
     <w:multiLevelType w:val="multilevel"/>
@@ -5129,7 +4617,7 @@
 </file>
 
 <file path=word/styles.xml><?xml version="1.0" encoding="utf-8"?>
-<w:styles xmlns:mc="http://schemas.openxmlformats.org/markup-compatibility/2006" xmlns:r="http://schemas.openxmlformats.org/officeDocument/2006/relationships" xmlns:w="http://schemas.openxmlformats.org/wordprocessingml/2006/main" xmlns:w14="http://schemas.microsoft.com/office/word/2010/wordml" xmlns:w15="http://schemas.microsoft.com/office/word/2012/wordml" xmlns:w16cex="http://schemas.microsoft.com/office/word/2018/wordml/cex" xmlns:w16cid="http://schemas.microsoft.com/office/word/2016/wordml/cid" xmlns:w16="http://schemas.microsoft.com/office/word/2018/wordml" xmlns:w16sdtdh="http://schemas.microsoft.com/office/word/2020/wordml/sdtdatahash" xmlns:w16se="http://schemas.microsoft.com/office/word/2015/wordml/symex" mc:Ignorable="w14 w15 w16se w16cid w16 w16cex w16sdtdh">
+<w:styles xmlns:mc="http://schemas.openxmlformats.org/markup-compatibility/2006" xmlns:r="http://schemas.openxmlformats.org/officeDocument/2006/relationships" xmlns:w="http://schemas.openxmlformats.org/wordprocessingml/2006/main" xmlns:w14="http://schemas.microsoft.com/office/word/2010/wordml" xmlns:w15="http://schemas.microsoft.com/office/word/2012/wordml" xmlns:w16cex="http://schemas.microsoft.com/office/word/2018/wordml/cex" xmlns:w16cid="http://schemas.microsoft.com/office/word/2016/wordml/cid" xmlns:w16="http://schemas.microsoft.com/office/word/2018/wordml" xmlns:w16du="http://schemas.microsoft.com/office/word/2023/wordml/word16du" xmlns:w16sdtdh="http://schemas.microsoft.com/office/word/2020/wordml/sdtdatahash" xmlns:w16sdtfl="http://schemas.microsoft.com/office/word/2024/wordml/sdtformatlock" xmlns:w16se="http://schemas.microsoft.com/office/word/2015/wordml/symex" mc:Ignorable="w14 w15 w16se w16cid w16 w16cex w16sdtdh w16sdtfl w16du">
   <w:docDefaults>
     <w:rPrDefault>
       <w:rPr>
